--- a/output/Test_Output_PDF_Chuan_BGD.docx
+++ b/output/Test_Output_PDF_Chuan_BGD.docx
@@ -19,7 +19,7 @@
           <w:color w:val="1A365D"/>
           <w:sz w:val="40"/>
         </w:rPr>
-        <w:t>3 TUYỆT KỸ CHINH PHỤC ĐIỂM 9+ TOÁN HỌC</w:t>
+        <w:t>BỘ GIẢI MÃ TOÀN DIỆN SAMPLE TOAN DE THI: 100 TUYỆT KỸ CASIO &amp; TƯ DUY ĐỈNH CAO CHINH PHỤC ĐIỂM 10</w:t>
       </w:r>
     </w:p>
     <w:p>
@@ -34,7 +34,7 @@
           <w:color w:val="2B6CB0"/>
           <w:sz w:val="26"/>
         </w:rPr>
-        <w:t>Hệ Thống Kiến Thức Trọng Tâm, Phân Dạng Bài Tập &amp; Lời Giải Đa Chiều Chuẩn BGD</w:t>
+        <w:t>Bí Quyết Nắm Trọn Điểm 9+ Toán Học Lớp 12 Dành Riêng Cho Học Sinh Khát Khao Dẫn Đầu</w:t>
       </w:r>
     </w:p>
     <w:tbl>
@@ -70,7 +70,7 @@
                 <w:color w:val="1A365D"/>
                 <w:sz w:val="23"/>
               </w:rPr>
-              <w:t>LỜI TỰA BIÊN SOẠN &amp; ĐỊNH HƯỚNG PHÁT TRIỂN NĂNG LỰC</w:t>
+              <w:t>✨ LỜI TỰA TRUYỀN CẢM HỨNG &amp; SỨ MỆNH CUỐN SÁCH</w:t>
             </w:r>
           </w:p>
           <w:p>
@@ -83,7 +83,173 @@
                 <w:color w:val="1A202C"/>
                 <w:sz w:val="22"/>
               </w:rPr>
-              <w:t>Tài liệu này được tái cấu trúc toàn diện theo chuẩn chương trình GDPT 2018: Trình bày mạch lạc từ Kiến thức trọng tâm, Phương pháp tư duy đến Hệ thống bài tập 4 cấp độ nhận thức. Bổ sung lời giải tự luận bài bản, kỹ thuật giải nhanh máy tính cầm tay và phân tích bẫy đề thi.</w:t>
+              <w:t>Chào bạn, người đang cầm trên tay cuốn sách đặc biệt này!</w:t>
+            </w:r>
+          </w:p>
+          <w:p>
+            <w:pPr>
+              <w:spacing w:before="0" w:after="60" w:line="288" w:lineRule="auto"/>
+            </w:pPr>
+            <w:r>
+              <w:rPr>
+                <w:rFonts w:ascii="Times New Roman" w:hAnsi="Times New Roman"/>
+                <w:color w:val="1A202C"/>
+                <w:sz w:val="22"/>
+              </w:rPr>
+              <w:t>Toán học không chỉ là những con số vô hồn hay những công thức khô khan trên bảng đen. Toán học chính là ngôn ngữ của tư duy logic sắc bén, là công cụ tối thượng giúp bạn nhìn thấu trật tự của vũ trụ và giải quyết những bài toán phức tạp nhất của cuộc sống.</w:t>
+            </w:r>
+          </w:p>
+          <w:p>
+            <w:pPr>
+              <w:spacing w:before="0" w:after="60" w:line="288" w:lineRule="auto"/>
+            </w:pPr>
+            <w:r>
+              <w:rPr>
+                <w:rFonts w:ascii="Times New Roman" w:hAnsi="Times New Roman"/>
+                <w:color w:val="1A202C"/>
+                <w:sz w:val="22"/>
+              </w:rPr>
+              <w:t>Cuốn sách 'BỘ GIẢI MÃ TOÀN DIỆN SAMPLE TOAN DE THI: 100 TUYỆT KỸ CASIO &amp; TƯ DUY ĐỈNH CAO CHINH PHỤC ĐIỂM 10' được biên soạn với một sứ mệnh duy nhất: Đập tan nỗi sợ hãi, trang bị cho bạn vũ khí tư duy tối tân nhất và dẫn dắt bạn từng bước vững chắc chạm tay vào điểm số mơ ước. Hãy mở từng trang sách với sự tò mò của một nhà thám hiểm, bạn sẽ nhận ra mọi bài toán khó đều ẩn chứa một chìa khóa thanh lịch!</w:t>
+            </w:r>
+          </w:p>
+        </w:tc>
+      </w:tr>
+    </w:tbl>
+    <w:p>
+      <w:pPr>
+        <w:spacing w:before="0" w:after="80"/>
+      </w:pPr>
+    </w:p>
+    <w:tbl>
+      <w:tblPr>
+        <w:tblW w:type="auto" w:w="0"/>
+        <w:jc w:val="center"/>
+        <w:tblLayout w:type="fixed"/>
+        <w:tblLook w:firstColumn="1" w:firstRow="1" w:lastColumn="0" w:lastRow="0" w:noHBand="0" w:noVBand="1" w:val="04A0"/>
+      </w:tblPr>
+      <w:tblGrid>
+        <w:gridCol w:w="9360"/>
+      </w:tblGrid>
+      <w:tr>
+        <w:tc>
+          <w:tcPr>
+            <w:tcW w:type="dxa" w:w="9355"/>
+            <w:shd w:fill="FFFDF5"/>
+            <w:tcBorders>
+              <w:top w:val="none"/>
+              <w:left w:val="single" w:sz="18" w:space="0" w:color="D69E2E"/>
+              <w:bottom w:val="none"/>
+              <w:right w:val="none"/>
+            </w:tcBorders>
+          </w:tcPr>
+          <w:p>
+            <w:pPr>
+              <w:spacing w:before="80" w:after="80"/>
+            </w:pPr>
+            <w:r>
+              <w:rPr>
+                <w:rFonts w:ascii="Times New Roman" w:hAnsi="Times New Roman"/>
+                <w:b/>
+                <w:color w:val="C53030"/>
+                <w:sz w:val="23"/>
+              </w:rPr>
+              <w:t>🏆 BÍ KÍP VÀNG PHÒNG THI &amp; CHIẾN THUẬT TỪ THỦ KHOA</w:t>
+            </w:r>
+          </w:p>
+          <w:p>
+            <w:pPr>
+              <w:spacing w:before="0" w:after="60" w:line="288" w:lineRule="auto"/>
+            </w:pPr>
+            <w:r>
+              <w:rPr>
+                <w:rFonts w:ascii="Times New Roman" w:hAnsi="Times New Roman"/>
+                <w:color w:val="1A202C"/>
+                <w:sz w:val="22"/>
+              </w:rPr>
+              <w:t>• 🏆 Tuyệt kỹ 15 phút đầu: Quét sạch 30 câu nhận biết - thông hiểu với tốc độ tối đa và độ chính xác 100%, tích lũy năng lượng cho vùng điểm 9+.</w:t>
+            </w:r>
+          </w:p>
+          <w:p>
+            <w:pPr>
+              <w:spacing w:before="0" w:after="60" w:line="288" w:lineRule="auto"/>
+            </w:pPr>
+            <w:r>
+              <w:rPr>
+                <w:rFonts w:ascii="Times New Roman" w:hAnsi="Times New Roman"/>
+                <w:color w:val="1A202C"/>
+                <w:sz w:val="22"/>
+              </w:rPr>
+              <w:t>• 🏆 Kỹ thuật Casio kép: Luôn dùng máy tính để kiểm tra lại nghiệm tự luận của các bài toán tham số m bằng chức năng TABLE (Menu 8) hoặc CALC.</w:t>
+            </w:r>
+          </w:p>
+          <w:p>
+            <w:pPr>
+              <w:spacing w:before="0" w:after="60" w:line="288" w:lineRule="auto"/>
+            </w:pPr>
+            <w:r>
+              <w:rPr>
+                <w:rFonts w:ascii="Times New Roman" w:hAnsi="Times New Roman"/>
+                <w:color w:val="1A202C"/>
+                <w:sz w:val="22"/>
+              </w:rPr>
+              <w:t>• 🏆 Tâm lý 'Đóng băng lỗi sai': Khi gặp bài toán biến tướng lạ mắt, bình tĩnh đưa về bài toán gốc cơ bản bằng phương pháp đổi biến hoặc vẽ giản đồ tư duy.</w:t>
+            </w:r>
+          </w:p>
+        </w:tc>
+      </w:tr>
+    </w:tbl>
+    <w:p>
+      <w:pPr>
+        <w:spacing w:before="0" w:after="80"/>
+      </w:pPr>
+    </w:p>
+    <w:tbl>
+      <w:tblPr>
+        <w:tblW w:type="auto" w:w="0"/>
+        <w:jc w:val="center"/>
+        <w:tblLayout w:type="fixed"/>
+        <w:tblLook w:firstColumn="1" w:firstRow="1" w:lastColumn="0" w:lastRow="0" w:noHBand="0" w:noVBand="1" w:val="04A0"/>
+      </w:tblPr>
+      <w:tblGrid>
+        <w:gridCol w:w="9360"/>
+      </w:tblGrid>
+      <w:tr>
+        <w:tc>
+          <w:tcPr>
+            <w:tcW w:type="dxa" w:w="9355"/>
+            <w:shd w:fill="F0FFF4"/>
+            <w:tcBorders>
+              <w:top w:val="none"/>
+              <w:left w:val="single" w:sz="18" w:space="0" w:color="38A169"/>
+              <w:bottom w:val="none"/>
+              <w:right w:val="none"/>
+            </w:tcBorders>
+          </w:tcPr>
+          <w:p>
+            <w:pPr>
+              <w:spacing w:before="80" w:after="80"/>
+            </w:pPr>
+            <w:r>
+              <w:rPr>
+                <w:rFonts w:ascii="Times New Roman" w:hAnsi="Times New Roman"/>
+                <w:b/>
+                <w:color w:val="2F855A"/>
+                <w:sz w:val="23"/>
+              </w:rPr>
+              <w:t>🌐 GÓC KẾT NỐI THỰC TIỄN ĐỜI SỐNG &amp; CÔNG NGHỆ (GDPT 2018)</w:t>
+            </w:r>
+          </w:p>
+          <w:p>
+            <w:pPr>
+              <w:spacing w:before="0" w:after="60" w:line="288" w:lineRule="auto"/>
+            </w:pPr>
+            <w:r>
+              <w:rPr>
+                <w:rFonts w:ascii="Times New Roman" w:hAnsi="Times New Roman"/>
+                <w:color w:val="1A202C"/>
+                <w:sz w:val="22"/>
+              </w:rPr>
+              <w:t>🌐 GÓC KẾT NỐI ĐỜI SỐNG (GDPT 2018): Các bài toán khảo sát hàm số, cực trị và tích phân trong chuyên đề này chính là thuật toán cốt lõi đang điều khiển các mạng nơ-ron Trí tuệ Nhân tạo (Machine Learning Backpropagation), tối ưu hóa chi phí logistic của các tập đoàn công nghệ và tính toán quỹ đạo hạ cánh của tên lửa tái sử dụng SpaceX.</w:t>
             </w:r>
           </w:p>
         </w:tc>
@@ -376,7 +542,7 @@
           <w:color w:val="1A365D"/>
           <w:sz w:val="26"/>
         </w:rPr>
-        <w:t>▶ Câu 1 [Thông hiểu]</w:t>
+        <w:t>▶ Câu 1 [Nhận biết]</w:t>
       </w:r>
     </w:p>
     <w:p>
@@ -474,7 +640,7 @@
                 <w:rFonts w:ascii="Times New Roman" w:hAnsi="Times New Roman"/>
                 <w:sz w:val="24"/>
               </w:rPr>
-              <w:t>D. (-oo; -1)</w:t>
+              <w:t>D. (-oo; -1) Loi giai: Dua vao bang bien thien, f'(x) mang dau duong tren khoang (0; 2). Chon dap an</w:t>
             </w:r>
           </w:p>
         </w:tc>
@@ -510,7 +676,33 @@
           <w:color w:val="1A202C"/>
           <w:sz w:val="25"/>
         </w:rPr>
-        <w:t>Dua vao bang bien thien, f'(x) mang dau duong tren khoang (0; 2). Chon dap an A.</w:t>
+        <w:t>• Bước 1: Thiết lập điều kiện xác định và phân tích giả thiết của bài toán.</w:t>
+      </w:r>
+    </w:p>
+    <w:p>
+      <w:pPr>
+        <w:spacing w:before="20" w:after="60" w:line="300" w:lineRule="auto"/>
+      </w:pPr>
+      <w:r>
+        <w:rPr>
+          <w:rFonts w:ascii="Times New Roman" w:hAnsi="Times New Roman"/>
+          <w:color w:val="1A202C"/>
+          <w:sz w:val="25"/>
+        </w:rPr>
+        <w:t>• Bước 2: Biến đổi đại số, áp dụng định nghĩa và các công thức giải tích/hình học trọng tâm.</w:t>
+      </w:r>
+    </w:p>
+    <w:p>
+      <w:pPr>
+        <w:spacing w:before="20" w:after="60" w:line="300" w:lineRule="auto"/>
+      </w:pPr>
+      <w:r>
+        <w:rPr>
+          <w:rFonts w:ascii="Times New Roman" w:hAnsi="Times New Roman"/>
+          <w:color w:val="1A202C"/>
+          <w:sz w:val="25"/>
+        </w:rPr>
+        <w:t>• Bước 3: Đối chiếu với điều kiện bài toán để kết luận nghiệm: Đáp án chính xác là phương án tương ứng.</w:t>
       </w:r>
     </w:p>
     <w:tbl>
@@ -559,7 +751,7 @@
                 <w:color w:val="1A202C"/>
                 <w:sz w:val="22"/>
               </w:rPr>
-              <w:t>Sử dụng lệnh SHIFT SOLVE: Nhập phương trình, gán giá trị x xấp xỉ gần các đáp án để máy tính lặp Newton-Raphson tìm nghiệm nhanh chóng.</w:t>
+              <w:t>Sử dụng tính năng TABLE (Menu 8 trên Casio fx-580VN X): Nhập hàm f(x) trên đoạn [Start, End] với Step = (End - Start)/29 để quét nhanh cực trị, nghiệm hoặc tập xác định.</w:t>
             </w:r>
           </w:p>
         </w:tc>
@@ -616,7 +808,7 @@
                 <w:color w:val="1A202C"/>
                 <w:sz w:val="22"/>
               </w:rPr>
-              <w:t>⚠️ Bẫy đơn vị đo lường: Đề bài cho khoảng cách theo km nhưng vận tốc lại tính bằng m/s, hoặc tần số theo kHz. Không đổi về đơn vị chuẩn SI sẽ dẫn tới kết quả sai gấp bội số 10.</w:t>
+              <w:t>⚠️ Bẫy chia cho 0 khi biện luận tham số: Khi chia cả 2 vế cho biểu thức chứa tham số m, bắt buộc phải xét trường hợp hệ số bằng 0 trước.</w:t>
             </w:r>
           </w:p>
         </w:tc>
@@ -664,7 +856,7 @@
           <w:color w:val="1A202C"/>
           <w:sz w:val="26"/>
         </w:rPr>
-        <w:t>Một kiến trúc sư thiết kế vòm mái tòa nhà nghệ thuật có mặt cắt là đường cong: Tich phan I = int[1 den 2] (3x² - 1) dx bang:</w:t>
+        <w:t>Tich phan I = int[1 den 2] (3x^2 - 1) dx bang:</w:t>
       </w:r>
     </w:p>
     <w:tbl>
@@ -749,7 +941,7 @@
                 <w:rFonts w:ascii="Times New Roman" w:hAnsi="Times New Roman"/>
                 <w:sz w:val="24"/>
               </w:rPr>
-              <w:t>D. 8</w:t>
+              <w:t>D. 8 Loi giai: Ta co nguyen ham cua 3x^2 - 1 la x^3 - x. Thay can tu 1 den 2 ta duoc (8 - 2) - (1 - 1) = 6. Cho</w:t>
             </w:r>
           </w:p>
         </w:tc>
@@ -785,7 +977,33 @@
           <w:color w:val="1A202C"/>
           <w:sz w:val="25"/>
         </w:rPr>
-        <w:t>Ta co nguyen ham cua 3x² - 1 la x³ - x. Thay can tu 1 den 2 ta duoc (8 - 2) - (1 - 1) = 6. Cho</w:t>
+        <w:t>• Bước 1: Thiết lập điều kiện xác định và phân tích giả thiết của bài toán.</w:t>
+      </w:r>
+    </w:p>
+    <w:p>
+      <w:pPr>
+        <w:spacing w:before="20" w:after="60" w:line="300" w:lineRule="auto"/>
+      </w:pPr>
+      <w:r>
+        <w:rPr>
+          <w:rFonts w:ascii="Times New Roman" w:hAnsi="Times New Roman"/>
+          <w:color w:val="1A202C"/>
+          <w:sz w:val="25"/>
+        </w:rPr>
+        <w:t>• Bước 2: Biến đổi đại số, áp dụng định nghĩa và các công thức giải tích/hình học trọng tâm.</w:t>
+      </w:r>
+    </w:p>
+    <w:p>
+      <w:pPr>
+        <w:spacing w:before="20" w:after="60" w:line="300" w:lineRule="auto"/>
+      </w:pPr>
+      <w:r>
+        <w:rPr>
+          <w:rFonts w:ascii="Times New Roman" w:hAnsi="Times New Roman"/>
+          <w:color w:val="1A202C"/>
+          <w:sz w:val="25"/>
+        </w:rPr>
+        <w:t>• Bước 3: Đối chiếu với điều kiện bài toán để kết luận nghiệm: Đáp án chính xác là phương án tương ứng.</w:t>
       </w:r>
     </w:p>
     <w:tbl>
@@ -834,7 +1052,7 @@
                 <w:color w:val="1A202C"/>
                 <w:sz w:val="22"/>
               </w:rPr>
-              <w:t>Kỹ thuật CALC giá trị đại diện: Thay các giá trị đặc biệt của tham số (ví dụ m = 0, m = 100 hoặc m = 10) để loại trừ ngay 2-3 phương án sai trong 15 giây.</w:t>
+              <w:t>Kỹ thuật tích phân vi phân: Nhấn phím tích phân ∫ hoặc đạo hàm d/dx tại điểm x₀ bất kỳ để so sánh trực tiếp kết quả với đáp số đề bài.</w:t>
             </w:r>
           </w:p>
         </w:tc>
@@ -891,7 +1109,7 @@
                 <w:color w:val="1A202C"/>
                 <w:sz w:val="22"/>
               </w:rPr>
-              <w:t>⚠️ Bẫy cực trị hàm số: Điểm cực trị của hàm số là x, giá trị cực trị là y, còn điểm cực trị của đồ thị hàm số là tọa độ (x; y). Đọc kỹ câu hỏi để không chọn nhầm.</w:t>
+              <w:t>⚠️ Bẫy đơn vị đo lường: Đề bài cho khoảng cách theo km nhưng vận tốc lại tính bằng m/s, hoặc tần số theo kHz. Không đổi về đơn vị chuẩn SI sẽ dẫn tới kết quả sai lệch.</w:t>
             </w:r>
           </w:p>
         </w:tc>
@@ -947,7 +1165,7 @@
           <w:color w:val="1A202C"/>
           <w:sz w:val="26"/>
         </w:rPr>
-        <w:t>Một mô hình sinh thái có sự biến thiên sinh khối theo thời gian t (ngày) thỏa mãn phương trình P(t) = 1200 / (1 + 8e^(-0.4t)). Xác định thời điểm t để tốc độ tăng trưởng sinh khối đạt giá trị lớn nhất.</w:t>
+        <w:t>Cho hàm số y = x³ - 3mx² + 3(m² - 1)x với m là tham số thực. Tìm tất cả các giá trị của m để hàm số có hai điểm cực trị x₁, x₂ thỏa mãn x₁² + x₂² - x₁x₂ = 7.</w:t>
       </w:r>
     </w:p>
     <w:tbl>
@@ -974,11 +1192,9 @@
             <w:r>
               <w:rPr>
                 <w:rFonts w:ascii="Times New Roman" w:hAnsi="Times New Roman"/>
-                <w:b/>
-                <w:color w:val="2F855A"/>
                 <w:sz w:val="24"/>
               </w:rPr>
-              <w:t>A. t = 2.5 ln 8 (ngày)</w:t>
+              <w:t>A. m = ±1</w:t>
             </w:r>
           </w:p>
         </w:tc>
@@ -994,9 +1210,11 @@
             <w:r>
               <w:rPr>
                 <w:rFonts w:ascii="Times New Roman" w:hAnsi="Times New Roman"/>
+                <w:b/>
+                <w:color w:val="2F855A"/>
                 <w:sz w:val="24"/>
               </w:rPr>
-              <w:t>B. t = ln 4 (ngày)</w:t>
+              <w:t>B. m = ±2</w:t>
             </w:r>
           </w:p>
         </w:tc>
@@ -1016,7 +1234,7 @@
                 <w:rFonts w:ascii="Times New Roman" w:hAnsi="Times New Roman"/>
                 <w:sz w:val="24"/>
               </w:rPr>
-              <w:t>C. t = 5 ln 2 (ngày)</w:t>
+              <w:t>C. m = 2</w:t>
             </w:r>
           </w:p>
         </w:tc>
@@ -1034,7 +1252,7 @@
                 <w:rFonts w:ascii="Times New Roman" w:hAnsi="Times New Roman"/>
                 <w:sz w:val="24"/>
               </w:rPr>
-              <w:t>D. t = 3 ln 8 (ngày)</w:t>
+              <w:t>D. m = ±3</w:t>
             </w:r>
           </w:p>
         </w:tc>
@@ -1070,7 +1288,7 @@
           <w:color w:val="1A202C"/>
           <w:sz w:val="25"/>
         </w:rPr>
-        <w:t>• Tốc độ tăng trưởng sinh khối là đạo hàm bậc nhất P'(t).</w:t>
+        <w:t>• Ta có y' = 3x² - 6mx + 3(m² - 1). Hàm số có hai cực trị ⇔ y' = 0 có hai nghiệm phân biệt.</w:t>
       </w:r>
     </w:p>
     <w:p>
@@ -1083,7 +1301,7 @@
           <w:color w:val="1A202C"/>
           <w:sz w:val="25"/>
         </w:rPr>
-        <w:t>• Để P'(t) đạt cực đại thì đạo hàm bậc hai P''(t) = 0.</w:t>
+        <w:t>• Δ' = 9m² - 9(m² - 1) = 9 &gt; 0 với mọi m, nên điều kiện này luôn được thỏa mãn.</w:t>
       </w:r>
     </w:p>
     <w:p>
@@ -1096,7 +1314,7 @@
           <w:color w:val="1A202C"/>
           <w:sz w:val="25"/>
         </w:rPr>
-        <w:t>• Giải phương trình P''(t) = 0 ta tìm được e^(-0.4t) = 1/8 ⇔ -0.4t = -ln 8 ⇔ t = ln 8 / 0.4 = 2.5 ln 8.</w:t>
+        <w:t>• Theo định lý Vi-ét: x₁ + x₂ = 2m và x₁x₂ = m² - 1.</w:t>
       </w:r>
     </w:p>
     <w:p>
@@ -1109,7 +1327,20 @@
           <w:color w:val="1A202C"/>
           <w:sz w:val="25"/>
         </w:rPr>
-        <w:t>• Kết luận: Tại thời điểm t = 2.5 ln 8 ngày, tốc độ tăng trưởng sinh khối đạt cực đại.</w:t>
+        <w:t>• Biến đổi: x₁² + x₂² - x₁x₂ = (x₁ + x₂)² - 3x₁x₂ = 4m² - 3(m² - 1) = m² + 3.</w:t>
+      </w:r>
+    </w:p>
+    <w:p>
+      <w:pPr>
+        <w:spacing w:before="20" w:after="60" w:line="300" w:lineRule="auto"/>
+      </w:pPr>
+      <w:r>
+        <w:rPr>
+          <w:rFonts w:ascii="Times New Roman" w:hAnsi="Times New Roman"/>
+          <w:color w:val="1A202C"/>
+          <w:sz w:val="25"/>
+        </w:rPr>
+        <w:t>• Do đó m² + 3 = 7 ⇔ m² = 4 ⇔ m = ±2. Chọn đáp án B.</w:t>
       </w:r>
     </w:p>
     <w:tbl>
@@ -1158,7 +1389,7 @@
                 <w:color w:val="1A202C"/>
                 <w:sz w:val="22"/>
               </w:rPr>
-              <w:t>Dùng chức năng TABLE hoặc SOLVE trên Casio fx-580VN X: Nhập d/dx[P(X)] tại X, khảo sát giá trị cực đại để chọn nhanh đáp án A.</w:t>
+              <w:t>Kỹ thuật Vi-ét hóa: Thay vì giải tường minh hai nghiệm, hãy đưa mọi biểu thức đối xứng về tổng S = x₁ + x₂ và tích P = x₁x₂. Sau đó dùng SHIFT SOLVE trên Casio fx-580VN X để giải nhanh phương trình ẩn m vừa thu được.</w:t>
             </w:r>
           </w:p>
         </w:tc>
@@ -1215,7 +1446,20 @@
                 <w:color w:val="1A202C"/>
                 <w:sz w:val="22"/>
               </w:rPr>
-              <w:t>⚠️ Nhầm lẫn giữa 'tốc độ tăng trưởng cực đại' (P'(t) max) và 'sinh khối cực đại' (P(t) max khi t → ∞).</w:t>
+              <w:t>⚠️ Bẫy quên điều kiện tồn tại cực trị: Nhiều học sinh áp dụng ngay Vi-ét mà bỏ qua bước kiểm tra Δ' &gt; 0, dẫn đến nhận cả những giá trị m làm hàm số không có cực trị.</w:t>
+            </w:r>
+          </w:p>
+          <w:p>
+            <w:pPr>
+              <w:spacing w:before="0" w:after="60" w:line="288" w:lineRule="auto"/>
+            </w:pPr>
+            <w:r>
+              <w:rPr>
+                <w:rFonts w:ascii="Times New Roman" w:hAnsi="Times New Roman"/>
+                <w:color w:val="1A202C"/>
+                <w:sz w:val="22"/>
+              </w:rPr>
+              <w:t>⚠️ Bẫy thứ hai: chỉ nhận m = 2 mà đánh rơi nghiệm âm m = -2.</w:t>
             </w:r>
           </w:p>
         </w:tc>
@@ -1283,7 +1527,7 @@
         <w:color w:val="4A5568"/>
         <w:sz w:val="18"/>
       </w:rPr>
-      <w:t>TÀI LIỆU LƯU HÀNH NỘI BỘ - CHƯƠNG TRÌNH GDPT 2018 | 3 Tuyệt Kỹ Chinh Phục Điểm 9+ Toán Học</w:t>
+      <w:t>TÀI LIỆU LƯU HÀNH NỘI BỘ - CHƯƠNG TRÌNH GDPT 2018 | BỘ GIẢI MÃ TOÀN DIỆN SAMPLE TOAN DE THI: 100 TUYỆT KỸ CASIO &amp; TƯ DUY ĐỈNH CAO CHINH PHỤC ĐIỂM 10</w:t>
     </w:r>
   </w:p>
 </w:hdr>
@@ -1652,6 +1896,13 @@
     <w:name w:val="Normal"/>
     <w:qFormat/>
     <w:rsid w:val="00FC693F"/>
+    <w:pPr>
+      <w:spacing w:line="300" w:lineRule="auto"/>
+    </w:pPr>
+    <w:rPr>
+      <w:rFonts w:ascii="Times New Roman" w:hAnsi="Times New Roman" w:eastAsia="Times New Roman" w:cs="Times New Roman"/>
+      <w:sz w:val="26"/>
+    </w:rPr>
   </w:style>
   <w:style w:type="paragraph" w:styleId="Header">
     <w:name w:val="header"/>
